--- a/ProgAlg/Laboratory/Lab_02/ЛР-2 Утяцкий В.С. Организация разветвлений.docx
+++ b/ProgAlg/Laboratory/Lab_02/ЛР-2 Утяцкий В.С. Организация разветвлений.docx
@@ -217,7 +217,15 @@
           <w:sz w:val="28"/>
           <w:szCs w:val="28"/>
         </w:rPr>
-        <w:t>Отчет по лабораторной работе №1</w:t>
+        <w:t>Отчет по лабораторной работе №</w:t>
+      </w:r>
+      <w:r>
+        <w:rPr>
+          <w:rFonts w:ascii="Times New Roman" w:hAnsi="Times New Roman" w:cs="Times New Roman"/>
+          <w:sz w:val="28"/>
+          <w:szCs w:val="28"/>
+        </w:rPr>
+        <w:t>2</w:t>
       </w:r>
     </w:p>
     <w:p>
@@ -236,7 +244,23 @@
           <w:sz w:val="28"/>
           <w:szCs w:val="28"/>
         </w:rPr>
-        <w:t>по дисциплине «Программирование и алгоритмизация»</w:t>
+        <w:t>по дисциплине «</w:t>
+      </w:r>
+      <w:r>
+        <w:rPr>
+          <w:rFonts w:ascii="Times New Roman" w:hAnsi="Times New Roman" w:cs="Times New Roman"/>
+          <w:sz w:val="28"/>
+          <w:szCs w:val="28"/>
+        </w:rPr>
+        <w:t>Организация разветвлений. Разветвления в цикле</w:t>
+      </w:r>
+      <w:r>
+        <w:rPr>
+          <w:rFonts w:ascii="Times New Roman" w:hAnsi="Times New Roman" w:cs="Times New Roman"/>
+          <w:sz w:val="28"/>
+          <w:szCs w:val="28"/>
+        </w:rPr>
+        <w:t>»</w:t>
       </w:r>
     </w:p>
     <w:p>
@@ -245,18 +269,24 @@
         <w:jc w:val="center"/>
         <w:rPr>
           <w:rFonts w:ascii="Times New Roman" w:hAnsi="Times New Roman" w:cs="Times New Roman"/>
-          <w:sz w:val="28"/>
-          <w:szCs w:val="28"/>
-        </w:rPr>
-      </w:pPr>
-      <w:r>
-        <w:rPr>
-          <w:rFonts w:ascii="Times New Roman" w:hAnsi="Times New Roman" w:cs="Times New Roman"/>
-          <w:sz w:val="28"/>
-          <w:szCs w:val="28"/>
-        </w:rPr>
-        <w:t>на тему «Организация циклов»</w:t>
-      </w:r>
+          <w:b/>
+          <w:bCs/>
+          <w:sz w:val="28"/>
+          <w:szCs w:val="28"/>
+        </w:rPr>
+      </w:pPr>
+    </w:p>
+    <w:p>
+      <w:pPr>
+        <w:spacing w:line="240" w:lineRule="auto"/>
+        <w:rPr>
+          <w:rFonts w:ascii="Times New Roman" w:hAnsi="Times New Roman" w:cs="Times New Roman"/>
+          <w:b/>
+          <w:bCs/>
+          <w:sz w:val="28"/>
+          <w:szCs w:val="28"/>
+        </w:rPr>
+      </w:pPr>
     </w:p>
     <w:p>
       <w:pPr>
@@ -274,18 +304,6 @@
     <w:p>
       <w:pPr>
         <w:spacing w:line="240" w:lineRule="auto"/>
-        <w:rPr>
-          <w:rFonts w:ascii="Times New Roman" w:hAnsi="Times New Roman" w:cs="Times New Roman"/>
-          <w:b/>
-          <w:bCs/>
-          <w:sz w:val="28"/>
-          <w:szCs w:val="28"/>
-        </w:rPr>
-      </w:pPr>
-    </w:p>
-    <w:p>
-      <w:pPr>
-        <w:spacing w:line="240" w:lineRule="auto"/>
         <w:jc w:val="center"/>
         <w:rPr>
           <w:rFonts w:ascii="Times New Roman" w:hAnsi="Times New Roman" w:cs="Times New Roman"/>
@@ -299,19 +317,6 @@
     <w:p>
       <w:pPr>
         <w:spacing w:line="240" w:lineRule="auto"/>
-        <w:jc w:val="center"/>
-        <w:rPr>
-          <w:rFonts w:ascii="Times New Roman" w:hAnsi="Times New Roman" w:cs="Times New Roman"/>
-          <w:b/>
-          <w:bCs/>
-          <w:sz w:val="28"/>
-          <w:szCs w:val="28"/>
-        </w:rPr>
-      </w:pPr>
-    </w:p>
-    <w:p>
-      <w:pPr>
-        <w:spacing w:line="240" w:lineRule="auto"/>
         <w:jc w:val="right"/>
         <w:rPr>
           <w:rFonts w:ascii="Times New Roman" w:hAnsi="Times New Roman" w:cs="Times New Roman"/>
@@ -442,6 +447,19 @@
         </w:rPr>
         <w:t xml:space="preserve"> В.В.</w:t>
       </w:r>
+    </w:p>
+    <w:p>
+      <w:pPr>
+        <w:spacing w:line="240" w:lineRule="auto"/>
+        <w:jc w:val="right"/>
+        <w:rPr>
+          <w:rFonts w:ascii="Times New Roman" w:hAnsi="Times New Roman" w:cs="Times New Roman"/>
+          <w:b/>
+          <w:bCs/>
+          <w:sz w:val="28"/>
+          <w:szCs w:val="28"/>
+        </w:rPr>
+      </w:pPr>
     </w:p>
     <w:p>
       <w:pPr>
@@ -545,7 +563,6 @@
           <w:rFonts w:ascii="Times New Roman" w:hAnsi="Times New Roman" w:cs="Times New Roman"/>
           <w:sz w:val="28"/>
           <w:szCs w:val="28"/>
-          <w:lang w:val="en-US"/>
         </w:rPr>
       </w:pPr>
       <w:r>
@@ -599,7 +616,6 @@
           <w:rFonts w:ascii="Times New Roman" w:hAnsi="Times New Roman" w:cs="Times New Roman"/>
           <w:sz w:val="28"/>
           <w:szCs w:val="28"/>
-          <w:lang w:val="en-US"/>
         </w:rPr>
       </w:pPr>
     </w:p>
@@ -718,7 +734,6 @@
           <w:rFonts w:ascii="Times New Roman" w:hAnsi="Times New Roman" w:cs="Times New Roman"/>
           <w:sz w:val="28"/>
           <w:szCs w:val="28"/>
-          <w:lang w:val="en-US"/>
         </w:rPr>
       </w:pPr>
       <w:r>
@@ -850,7 +865,6 @@
           <w:rFonts w:ascii="Times New Roman" w:hAnsi="Times New Roman" w:cs="Times New Roman"/>
           <w:sz w:val="28"/>
           <w:szCs w:val="28"/>
-          <w:lang w:val="en-US"/>
         </w:rPr>
       </w:pPr>
       <w:r>
@@ -1011,7 +1025,6 @@
           <w:rFonts w:ascii="Times New Roman" w:hAnsi="Times New Roman" w:cs="Times New Roman"/>
           <w:sz w:val="28"/>
           <w:szCs w:val="28"/>
-          <w:lang w:val="en-US"/>
         </w:rPr>
       </w:pPr>
       <w:r>
@@ -1386,7 +1399,6 @@
           <w:rFonts w:ascii="Times New Roman" w:hAnsi="Times New Roman" w:cs="Times New Roman"/>
           <w:sz w:val="28"/>
           <w:szCs w:val="28"/>
-          <w:lang w:val="en-US"/>
         </w:rPr>
       </w:pPr>
     </w:p>
@@ -1399,7 +1411,6 @@
           <w:rFonts w:ascii="Times New Roman" w:hAnsi="Times New Roman" w:cs="Times New Roman"/>
           <w:sz w:val="28"/>
           <w:szCs w:val="28"/>
-          <w:lang w:val="en-US"/>
         </w:rPr>
       </w:pPr>
     </w:p>
@@ -1412,7 +1423,6 @@
           <w:rFonts w:ascii="Times New Roman" w:hAnsi="Times New Roman" w:cs="Times New Roman"/>
           <w:sz w:val="28"/>
           <w:szCs w:val="28"/>
-          <w:lang w:val="en-US"/>
         </w:rPr>
       </w:pPr>
     </w:p>
@@ -1451,18 +1461,7 @@
           <w:szCs w:val="28"/>
           <w:lang w:val="en-US"/>
         </w:rPr>
-        <w:t>II</w:t>
-      </w:r>
-      <w:r>
-        <w:rPr>
-          <w:rFonts w:ascii="Times New Roman" w:hAnsi="Times New Roman" w:cs="Times New Roman"/>
-          <w:b/>
-          <w:bCs/>
-          <w:sz w:val="28"/>
-          <w:szCs w:val="28"/>
-          <w:lang w:val="en-US"/>
-        </w:rPr>
-        <w:t>I</w:t>
+        <w:t>III</w:t>
       </w:r>
       <w:r>
         <w:rPr>
@@ -1653,7 +1652,7 @@
       <w:pPr>
         <w:spacing w:line="240" w:lineRule="auto"/>
         <w:rPr>
-          <w:lang w:val="en-US"/>
+          <w:noProof/>
         </w:rPr>
       </w:pPr>
       <w:r>
@@ -1691,68 +1690,23 @@
         </w:rPr>
         <w:tab/>
       </w:r>
-      <w:r>
-        <w:rPr>
-          <w:rFonts w:ascii="Times New Roman" w:eastAsiaTheme="minorEastAsia" w:hAnsi="Times New Roman" w:cs="Times New Roman"/>
-          <w:sz w:val="28"/>
-          <w:szCs w:val="28"/>
-          <w:lang w:val="en-US"/>
-        </w:rPr>
-        <w:tab/>
-      </w:r>
-      <w:r>
-        <w:rPr>
-          <w:rFonts w:ascii="Times New Roman" w:eastAsiaTheme="minorEastAsia" w:hAnsi="Times New Roman" w:cs="Times New Roman"/>
-          <w:sz w:val="28"/>
-          <w:szCs w:val="28"/>
-          <w:lang w:val="en-US"/>
-        </w:rPr>
-        <w:tab/>
-      </w:r>
-      <w:r>
-        <w:rPr>
-          <w:rFonts w:ascii="Times New Roman" w:eastAsiaTheme="minorEastAsia" w:hAnsi="Times New Roman" w:cs="Times New Roman"/>
-          <w:sz w:val="28"/>
-          <w:szCs w:val="28"/>
-          <w:lang w:val="en-US"/>
-        </w:rPr>
-        <w:tab/>
-      </w:r>
-      <w:r>
-        <w:rPr>
-          <w:rFonts w:ascii="Times New Roman" w:eastAsiaTheme="minorEastAsia" w:hAnsi="Times New Roman" w:cs="Times New Roman"/>
-          <w:sz w:val="28"/>
-          <w:szCs w:val="28"/>
-          <w:lang w:val="en-US"/>
-        </w:rPr>
-        <w:tab/>
-      </w:r>
-      <w:r>
-        <w:rPr>
-          <w:rFonts w:ascii="Times New Roman" w:eastAsiaTheme="minorEastAsia" w:hAnsi="Times New Roman" w:cs="Times New Roman"/>
-          <w:sz w:val="28"/>
-          <w:szCs w:val="28"/>
-        </w:rPr>
-        <w:t>Решение 2 задачи</w:t>
-      </w:r>
-      <w:r>
-        <w:rPr>
-          <w:rFonts w:ascii="Times New Roman" w:eastAsiaTheme="minorEastAsia" w:hAnsi="Times New Roman" w:cs="Times New Roman"/>
-          <w:sz w:val="28"/>
-          <w:szCs w:val="28"/>
-          <w:lang w:val="en-US"/>
-        </w:rPr>
-        <w:t>:</w:t>
-      </w:r>
+    </w:p>
+    <w:p>
+      <w:pPr>
+        <w:spacing w:line="240" w:lineRule="auto"/>
+        <w:rPr>
+          <w:lang w:val="en-US"/>
+        </w:rPr>
+      </w:pPr>
       <w:r>
         <w:rPr>
           <w:noProof/>
         </w:rPr>
         <w:drawing>
-          <wp:inline distT="0" distB="0" distL="0" distR="0" wp14:anchorId="3E0B54CC" wp14:editId="611F21DF">
-            <wp:extent cx="2940064" cy="3501390"/>
-            <wp:effectExtent l="0" t="0" r="0" b="3810"/>
-            <wp:docPr id="1458935124" name="Рисунок 1"/>
+          <wp:inline distT="0" distB="0" distL="0" distR="0" wp14:anchorId="20443B2E" wp14:editId="26884C9C">
+            <wp:extent cx="3828179" cy="6389226"/>
+            <wp:effectExtent l="0" t="0" r="1270" b="0"/>
+            <wp:docPr id="1065852362" name="Рисунок 1"/>
             <wp:cNvGraphicFramePr>
               <a:graphicFrameLocks xmlns:a="http://schemas.openxmlformats.org/drawingml/2006/main" noChangeAspect="1"/>
             </wp:cNvGraphicFramePr>
@@ -1773,7 +1727,7 @@
                         </a:ext>
                       </a:extLst>
                     </a:blip>
-                    <a:srcRect l="35621" t="7538" r="21962"/>
+                    <a:srcRect l="10458" t="5630" r="9905" b="7823"/>
                     <a:stretch>
                       <a:fillRect/>
                     </a:stretch>
@@ -1781,7 +1735,7 @@
                   <pic:spPr bwMode="auto">
                     <a:xfrm>
                       <a:off x="0" y="0"/>
-                      <a:ext cx="2945490" cy="3507852"/>
+                      <a:ext cx="3841326" cy="6411169"/>
                     </a:xfrm>
                     <a:prstGeom prst="rect">
                       <a:avLst/>
@@ -1808,12 +1762,43 @@
         </w:rPr>
         <w:tab/>
       </w:r>
+    </w:p>
+    <w:p>
+      <w:pPr>
+        <w:spacing w:line="240" w:lineRule="auto"/>
+        <w:rPr>
+          <w:lang w:val="en-US"/>
+        </w:rPr>
+      </w:pPr>
+      <w:r>
+        <w:rPr>
+          <w:rFonts w:ascii="Times New Roman" w:eastAsiaTheme="minorEastAsia" w:hAnsi="Times New Roman" w:cs="Times New Roman"/>
+          <w:sz w:val="28"/>
+          <w:szCs w:val="28"/>
+        </w:rPr>
+        <w:lastRenderedPageBreak/>
+        <w:t>Решение 2 задачи</w:t>
+      </w:r>
+      <w:r>
+        <w:rPr>
+          <w:rFonts w:ascii="Times New Roman" w:eastAsiaTheme="minorEastAsia" w:hAnsi="Times New Roman" w:cs="Times New Roman"/>
+          <w:sz w:val="28"/>
+          <w:szCs w:val="28"/>
+          <w:lang w:val="en-US"/>
+        </w:rPr>
+        <w:t>:</w:t>
+      </w:r>
       <w:r>
         <w:rPr>
           <w:lang w:val="en-US"/>
         </w:rPr>
         <w:tab/>
       </w:r>
+    </w:p>
+    <w:p>
+      <w:pPr>
+        <w:spacing w:line="240" w:lineRule="auto"/>
+      </w:pPr>
       <w:r>
         <w:t xml:space="preserve"> </w:t>
       </w:r>
@@ -1822,9 +1807,9 @@
           <w:noProof/>
         </w:rPr>
         <w:drawing>
-          <wp:inline distT="0" distB="0" distL="0" distR="0" wp14:anchorId="5C95B2F3" wp14:editId="3B878902">
-            <wp:extent cx="2189359" cy="3643528"/>
-            <wp:effectExtent l="0" t="0" r="1905" b="0"/>
+          <wp:inline distT="0" distB="0" distL="0" distR="0" wp14:anchorId="5C95B2F3" wp14:editId="3934938C">
+            <wp:extent cx="5325474" cy="8862646"/>
+            <wp:effectExtent l="0" t="0" r="8890" b="0"/>
             <wp:docPr id="53590031" name="Рисунок 2"/>
             <wp:cNvGraphicFramePr>
               <a:graphicFrameLocks xmlns:a="http://schemas.openxmlformats.org/drawingml/2006/main" noChangeAspect="1"/>
@@ -1854,7 +1839,7 @@
                   <pic:spPr bwMode="auto">
                     <a:xfrm>
                       <a:off x="0" y="0"/>
-                      <a:ext cx="2189359" cy="3643528"/>
+                      <a:ext cx="5345925" cy="8896681"/>
                     </a:xfrm>
                     <a:prstGeom prst="rect">
                       <a:avLst/>
@@ -1884,88 +1869,6 @@
           <w:szCs w:val="28"/>
         </w:rPr>
       </w:pPr>
-    </w:p>
-    <w:p>
-      <w:pPr>
-        <w:spacing w:line="240" w:lineRule="auto"/>
-        <w:rPr>
-          <w:sz w:val="28"/>
-          <w:szCs w:val="28"/>
-        </w:rPr>
-      </w:pPr>
-    </w:p>
-    <w:p>
-      <w:pPr>
-        <w:spacing w:line="240" w:lineRule="auto"/>
-        <w:rPr>
-          <w:sz w:val="28"/>
-          <w:szCs w:val="28"/>
-        </w:rPr>
-      </w:pPr>
-    </w:p>
-    <w:p>
-      <w:pPr>
-        <w:spacing w:line="240" w:lineRule="auto"/>
-        <w:rPr>
-          <w:sz w:val="28"/>
-          <w:szCs w:val="28"/>
-        </w:rPr>
-      </w:pPr>
-    </w:p>
-    <w:p>
-      <w:pPr>
-        <w:spacing w:line="240" w:lineRule="auto"/>
-        <w:rPr>
-          <w:sz w:val="28"/>
-          <w:szCs w:val="28"/>
-        </w:rPr>
-      </w:pPr>
-    </w:p>
-    <w:p>
-      <w:pPr>
-        <w:spacing w:line="240" w:lineRule="auto"/>
-        <w:rPr>
-          <w:sz w:val="28"/>
-          <w:szCs w:val="28"/>
-        </w:rPr>
-      </w:pPr>
-    </w:p>
-    <w:p>
-      <w:pPr>
-        <w:spacing w:line="240" w:lineRule="auto"/>
-        <w:rPr>
-          <w:sz w:val="28"/>
-          <w:szCs w:val="28"/>
-        </w:rPr>
-      </w:pPr>
-    </w:p>
-    <w:p>
-      <w:pPr>
-        <w:spacing w:line="240" w:lineRule="auto"/>
-        <w:rPr>
-          <w:sz w:val="28"/>
-          <w:szCs w:val="28"/>
-        </w:rPr>
-      </w:pPr>
-    </w:p>
-    <w:p>
-      <w:pPr>
-        <w:spacing w:line="240" w:lineRule="auto"/>
-        <w:rPr>
-          <w:sz w:val="28"/>
-          <w:szCs w:val="28"/>
-        </w:rPr>
-      </w:pPr>
-    </w:p>
-    <w:p>
-      <w:pPr>
-        <w:spacing w:line="240" w:lineRule="auto"/>
-        <w:rPr>
-          <w:sz w:val="28"/>
-          <w:szCs w:val="28"/>
-          <w:lang w:val="en-US"/>
-        </w:rPr>
-      </w:pPr>
       <w:r>
         <w:rPr>
           <w:sz w:val="28"/>
@@ -1992,7 +1895,6 @@
         <w:rPr>
           <w:sz w:val="28"/>
           <w:szCs w:val="28"/>
-          <w:lang w:val="en-US"/>
         </w:rPr>
         <w:t>:</w:t>
       </w:r>
@@ -2030,40 +1932,28 @@
           <w:szCs w:val="28"/>
         </w:rPr>
         <w:tab/>
-        <w:t>Решение 4 задачи</w:t>
-      </w:r>
-      <w:r>
-        <w:rPr>
-          <w:sz w:val="28"/>
-          <w:szCs w:val="28"/>
-          <w:lang w:val="en-US"/>
-        </w:rPr>
-        <w:t>:</w:t>
-      </w:r>
-    </w:p>
-    <w:p>
-      <w:pPr>
-        <w:spacing w:line="240" w:lineRule="auto"/>
-        <w:rPr>
-          <w:noProof/>
-        </w:rPr>
-      </w:pPr>
-    </w:p>
-    <w:p>
-      <w:pPr>
-        <w:spacing w:line="240" w:lineRule="auto"/>
-        <w:rPr>
-          <w:lang w:val="en-US"/>
-        </w:rPr>
+      </w:r>
+    </w:p>
+    <w:p>
+      <w:pPr>
+        <w:spacing w:line="240" w:lineRule="auto"/>
+        <w:rPr>
+          <w:noProof/>
+        </w:rPr>
+      </w:pPr>
+    </w:p>
+    <w:p>
+      <w:pPr>
+        <w:spacing w:line="240" w:lineRule="auto"/>
       </w:pPr>
       <w:r>
         <w:rPr>
           <w:noProof/>
         </w:rPr>
         <w:drawing>
-          <wp:inline distT="0" distB="0" distL="0" distR="0" wp14:anchorId="1F3B89E4" wp14:editId="282200DB">
-            <wp:extent cx="2366149" cy="3944679"/>
-            <wp:effectExtent l="0" t="0" r="0" b="0"/>
+          <wp:inline distT="0" distB="0" distL="0" distR="0" wp14:anchorId="1F3B89E4" wp14:editId="69766A9F">
+            <wp:extent cx="5127674" cy="8548501"/>
+            <wp:effectExtent l="0" t="0" r="0" b="5080"/>
             <wp:docPr id="1480274100" name="Рисунок 3"/>
             <wp:cNvGraphicFramePr>
               <a:graphicFrameLocks xmlns:a="http://schemas.openxmlformats.org/drawingml/2006/main" noChangeAspect="1"/>
@@ -2093,7 +1983,7 @@
                   <pic:spPr bwMode="auto">
                     <a:xfrm>
                       <a:off x="0" y="0"/>
-                      <a:ext cx="2378450" cy="3965186"/>
+                      <a:ext cx="5162851" cy="8607145"/>
                     </a:xfrm>
                     <a:prstGeom prst="rect">
                       <a:avLst/>
@@ -2118,21 +2008,41 @@
         <w:t xml:space="preserve"> </w:t>
       </w:r>
       <w:r>
-        <w:rPr>
-          <w:lang w:val="en-US"/>
-        </w:rPr>
         <w:tab/>
       </w:r>
       <w:r>
-        <w:rPr>
-          <w:lang w:val="en-US"/>
-        </w:rPr>
         <w:tab/>
       </w:r>
-      <w:r>
-        <w:rPr>
-          <w:lang w:val="en-US"/>
-        </w:rPr>
+    </w:p>
+    <w:p>
+      <w:pPr>
+        <w:spacing w:line="240" w:lineRule="auto"/>
+        <w:rPr>
+          <w:sz w:val="28"/>
+          <w:szCs w:val="28"/>
+        </w:rPr>
+      </w:pPr>
+      <w:r>
+        <w:rPr>
+          <w:sz w:val="28"/>
+          <w:szCs w:val="28"/>
+        </w:rPr>
+        <w:lastRenderedPageBreak/>
+        <w:t>Решение 4 задачи</w:t>
+      </w:r>
+      <w:r>
+        <w:rPr>
+          <w:sz w:val="28"/>
+          <w:szCs w:val="28"/>
+        </w:rPr>
+        <w:t>:</w:t>
+      </w:r>
+    </w:p>
+    <w:p>
+      <w:pPr>
+        <w:spacing w:line="240" w:lineRule="auto"/>
+      </w:pPr>
+      <w:r>
         <w:tab/>
       </w:r>
       <w:r>
@@ -2140,8 +2050,8 @@
           <w:noProof/>
         </w:rPr>
         <w:drawing>
-          <wp:inline distT="0" distB="0" distL="0" distR="0" wp14:anchorId="79CDDAC9" wp14:editId="4B196419">
-            <wp:extent cx="1870568" cy="4295553"/>
+          <wp:inline distT="0" distB="0" distL="0" distR="0" wp14:anchorId="79CDDAC9" wp14:editId="546531E6">
+            <wp:extent cx="3609662" cy="8289192"/>
             <wp:effectExtent l="0" t="0" r="0" b="0"/>
             <wp:docPr id="1722807881" name="Рисунок 4"/>
             <wp:cNvGraphicFramePr>
@@ -2172,7 +2082,7 @@
                   <pic:spPr bwMode="auto">
                     <a:xfrm>
                       <a:off x="0" y="0"/>
-                      <a:ext cx="1875192" cy="4306172"/>
+                      <a:ext cx="3618209" cy="8308819"/>
                     </a:xfrm>
                     <a:prstGeom prst="rect">
                       <a:avLst/>
@@ -2197,27 +2107,29 @@
     <w:p>
       <w:pPr>
         <w:spacing w:line="240" w:lineRule="auto"/>
-        <w:rPr>
-          <w:lang w:val="en-US"/>
-        </w:rPr>
-      </w:pPr>
-    </w:p>
-    <w:p>
-      <w:pPr>
-        <w:spacing w:line="240" w:lineRule="auto"/>
-        <w:rPr>
-          <w:noProof/>
-          <w:sz w:val="28"/>
-          <w:szCs w:val="28"/>
-          <w:lang w:val="en-US"/>
-        </w:rPr>
-      </w:pPr>
-      <w:r>
-        <w:rPr>
-          <w:noProof/>
-          <w:sz w:val="28"/>
-          <w:szCs w:val="28"/>
-        </w:rPr>
+      </w:pPr>
+    </w:p>
+    <w:p>
+      <w:pPr>
+        <w:spacing w:line="240" w:lineRule="auto"/>
+      </w:pPr>
+    </w:p>
+    <w:p>
+      <w:pPr>
+        <w:spacing w:line="240" w:lineRule="auto"/>
+        <w:rPr>
+          <w:noProof/>
+          <w:sz w:val="28"/>
+          <w:szCs w:val="28"/>
+        </w:rPr>
+      </w:pPr>
+      <w:r>
+        <w:rPr>
+          <w:noProof/>
+          <w:sz w:val="28"/>
+          <w:szCs w:val="28"/>
+        </w:rPr>
+        <w:lastRenderedPageBreak/>
         <w:t>Решение 5 задачи</w:t>
       </w:r>
       <w:r>
@@ -2225,7 +2137,6 @@
           <w:noProof/>
           <w:sz w:val="28"/>
           <w:szCs w:val="28"/>
-          <w:lang w:val="en-US"/>
         </w:rPr>
         <w:t>:</w:t>
       </w:r>
@@ -2235,7 +2146,14 @@
         <w:spacing w:line="240" w:lineRule="auto"/>
         <w:rPr>
           <w:noProof/>
-          <w:lang w:val="en-US"/>
+        </w:rPr>
+      </w:pPr>
+    </w:p>
+    <w:p>
+      <w:pPr>
+        <w:spacing w:line="240" w:lineRule="auto"/>
+        <w:rPr>
+          <w:noProof/>
         </w:rPr>
       </w:pPr>
     </w:p>
@@ -2254,10 +2172,10 @@
           <w:noProof/>
         </w:rPr>
         <w:drawing>
-          <wp:inline distT="0" distB="0" distL="0" distR="0" wp14:anchorId="11872F81" wp14:editId="3BCD393B">
-            <wp:extent cx="1977656" cy="3300703"/>
-            <wp:effectExtent l="0" t="0" r="3810" b="0"/>
-            <wp:docPr id="1135006464" name="Рисунок 5"/>
+          <wp:inline distT="0" distB="0" distL="0" distR="0" wp14:anchorId="3F9ECCAE" wp14:editId="79CA5F73">
+            <wp:extent cx="5212080" cy="8327392"/>
+            <wp:effectExtent l="0" t="0" r="7620" b="0"/>
+            <wp:docPr id="1328689582" name="Рисунок 2"/>
             <wp:cNvGraphicFramePr>
               <a:graphicFrameLocks xmlns:a="http://schemas.openxmlformats.org/drawingml/2006/main" noChangeAspect="1"/>
             </wp:cNvGraphicFramePr>
@@ -2265,20 +2183,20 @@
               <a:graphicData uri="http://schemas.openxmlformats.org/drawingml/2006/picture">
                 <pic:pic xmlns:pic="http://schemas.openxmlformats.org/drawingml/2006/picture">
                   <pic:nvPicPr>
-                    <pic:cNvPr id="0" name="Picture 9"/>
+                    <pic:cNvPr id="0" name="Picture 3"/>
                     <pic:cNvPicPr>
                       <a:picLocks noChangeAspect="1" noChangeArrowheads="1"/>
                     </pic:cNvPicPr>
                   </pic:nvPicPr>
                   <pic:blipFill rotWithShape="1">
-                    <a:blip r:embed="rId9" cstate="print">
+                    <a:blip r:embed="rId9">
                       <a:extLst>
                         <a:ext uri="{28A0092B-C50C-407E-A947-70E740481C1C}">
                           <a14:useLocalDpi xmlns:a14="http://schemas.microsoft.com/office/drawing/2010/main" val="0"/>
                         </a:ext>
                       </a:extLst>
                     </a:blip>
-                    <a:srcRect l="6086" t="4633" r="7815"/>
+                    <a:srcRect l="6343" t="4130" r="7348" b="6079"/>
                     <a:stretch>
                       <a:fillRect/>
                     </a:stretch>
@@ -2286,7 +2204,7 @@
                   <pic:spPr bwMode="auto">
                     <a:xfrm>
                       <a:off x="0" y="0"/>
-                      <a:ext cx="1985421" cy="3313662"/>
+                      <a:ext cx="5221975" cy="8343201"/>
                     </a:xfrm>
                     <a:prstGeom prst="rect">
                       <a:avLst/>
@@ -2379,8 +2297,6 @@
         <w:spacing w:line="240" w:lineRule="auto"/>
         <w:rPr>
           <w:noProof/>
-          <w:sz w:val="28"/>
-          <w:szCs w:val="28"/>
         </w:rPr>
       </w:pPr>
       <w:r>
@@ -2415,72 +2331,20 @@
         </w:rPr>
         <w:t>:</w:t>
       </w:r>
-      <w:r>
-        <w:rPr>
-          <w:noProof/>
-          <w:sz w:val="28"/>
-          <w:szCs w:val="28"/>
-        </w:rPr>
-        <w:tab/>
-      </w:r>
-      <w:r>
-        <w:rPr>
-          <w:noProof/>
-          <w:sz w:val="28"/>
-          <w:szCs w:val="28"/>
-        </w:rPr>
-        <w:tab/>
-      </w:r>
-      <w:r>
-        <w:rPr>
-          <w:noProof/>
-          <w:sz w:val="28"/>
-          <w:szCs w:val="28"/>
-        </w:rPr>
-        <w:tab/>
-      </w:r>
-      <w:r>
-        <w:rPr>
-          <w:noProof/>
-          <w:sz w:val="28"/>
-          <w:szCs w:val="28"/>
-        </w:rPr>
-        <w:tab/>
-      </w:r>
-      <w:r>
-        <w:rPr>
-          <w:noProof/>
-          <w:sz w:val="28"/>
-          <w:szCs w:val="28"/>
-        </w:rPr>
-        <w:tab/>
-        <w:t>Решение 9 задачи</w:t>
-      </w:r>
-    </w:p>
-    <w:p>
-      <w:pPr>
-        <w:spacing w:line="240" w:lineRule="auto"/>
-        <w:rPr>
-          <w:noProof/>
-        </w:rPr>
-      </w:pPr>
-    </w:p>
-    <w:p>
-      <w:pPr>
-        <w:spacing w:line="240" w:lineRule="auto"/>
-        <w:rPr>
-          <w:noProof/>
-        </w:rPr>
+    </w:p>
+    <w:p>
+      <w:pPr>
+        <w:spacing w:line="240" w:lineRule="auto"/>
       </w:pPr>
       <w:r>
         <w:rPr>
           <w:noProof/>
         </w:rPr>
         <w:drawing>
-          <wp:inline distT="0" distB="0" distL="0" distR="0" wp14:anchorId="5EBDF1C6" wp14:editId="088D1080">
-            <wp:extent cx="1841500" cy="3371495"/>
-            <wp:effectExtent l="0" t="0" r="6350" b="635"/>
-            <wp:docPr id="106784601" name="Рисунок 7"/>
+          <wp:inline distT="0" distB="0" distL="0" distR="0" wp14:anchorId="4F133AA6" wp14:editId="1702ACBE">
+            <wp:extent cx="3495822" cy="8606400"/>
+            <wp:effectExtent l="0" t="0" r="9525" b="4445"/>
+            <wp:docPr id="750491679" name="Рисунок 5"/>
             <wp:cNvGraphicFramePr>
               <a:graphicFrameLocks xmlns:a="http://schemas.openxmlformats.org/drawingml/2006/main" noChangeAspect="1"/>
             </wp:cNvGraphicFramePr>
@@ -2488,20 +2352,20 @@
               <a:graphicData uri="http://schemas.openxmlformats.org/drawingml/2006/picture">
                 <pic:pic xmlns:pic="http://schemas.openxmlformats.org/drawingml/2006/picture">
                   <pic:nvPicPr>
-                    <pic:cNvPr id="0" name="Picture 16"/>
+                    <pic:cNvPr id="0" name="Picture 9"/>
                     <pic:cNvPicPr>
                       <a:picLocks noChangeAspect="1" noChangeArrowheads="1"/>
                     </pic:cNvPicPr>
                   </pic:nvPicPr>
                   <pic:blipFill rotWithShape="1">
-                    <a:blip r:embed="rId10" cstate="print">
+                    <a:blip r:embed="rId10">
                       <a:extLst>
                         <a:ext uri="{28A0092B-C50C-407E-A947-70E740481C1C}">
                           <a14:useLocalDpi xmlns:a14="http://schemas.microsoft.com/office/drawing/2010/main" val="0"/>
                         </a:ext>
                       </a:extLst>
                     </a:blip>
-                    <a:srcRect l="9160" t="4501" r="10016" b="5373"/>
+                    <a:srcRect l="7907" t="3344" r="9824" b="5117"/>
                     <a:stretch>
                       <a:fillRect/>
                     </a:stretch>
@@ -2509,7 +2373,7 @@
                   <pic:spPr bwMode="auto">
                     <a:xfrm>
                       <a:off x="0" y="0"/>
-                      <a:ext cx="1852238" cy="3391155"/>
+                      <a:ext cx="3509772" cy="8640743"/>
                     </a:xfrm>
                     <a:prstGeom prst="rect">
                       <a:avLst/>
@@ -2536,18 +2400,51 @@
       <w:r>
         <w:tab/>
       </w:r>
-      <w:r>
-        <w:tab/>
-      </w:r>
+    </w:p>
+    <w:p>
+      <w:pPr>
+        <w:spacing w:line="240" w:lineRule="auto"/>
+      </w:pPr>
+    </w:p>
+    <w:p>
+      <w:pPr>
+        <w:spacing w:line="240" w:lineRule="auto"/>
+      </w:pPr>
+      <w:r>
+        <w:rPr>
+          <w:noProof/>
+          <w:sz w:val="28"/>
+          <w:szCs w:val="28"/>
+        </w:rPr>
+        <w:t>Решение 9 задачи</w:t>
+      </w:r>
+      <w:r>
+        <w:rPr>
+          <w:noProof/>
+          <w:sz w:val="28"/>
+          <w:szCs w:val="28"/>
+          <w:lang w:val="en-US"/>
+        </w:rPr>
+        <w:t>:</w:t>
+      </w:r>
+    </w:p>
+    <w:p>
+      <w:pPr>
+        <w:spacing w:line="240" w:lineRule="auto"/>
+        <w:rPr>
+          <w:noProof/>
+          <w:lang w:val="en-US"/>
+        </w:rPr>
+      </w:pPr>
       <w:r>
         <w:rPr>
           <w:noProof/>
         </w:rPr>
         <w:drawing>
-          <wp:inline distT="0" distB="0" distL="0" distR="0" wp14:anchorId="2D3432B7" wp14:editId="6E428249">
-            <wp:extent cx="1816100" cy="3319218"/>
-            <wp:effectExtent l="0" t="0" r="0" b="0"/>
-            <wp:docPr id="803637156" name="Рисунок 8"/>
+          <wp:inline distT="0" distB="0" distL="0" distR="0" wp14:anchorId="7B1EE721" wp14:editId="46BAC235">
+            <wp:extent cx="3594100" cy="8600979"/>
+            <wp:effectExtent l="0" t="0" r="6350" b="0"/>
+            <wp:docPr id="268909461" name="Рисунок 4"/>
             <wp:cNvGraphicFramePr>
               <a:graphicFrameLocks xmlns:a="http://schemas.openxmlformats.org/drawingml/2006/main" noChangeAspect="1"/>
             </wp:cNvGraphicFramePr>
@@ -2555,20 +2452,20 @@
               <a:graphicData uri="http://schemas.openxmlformats.org/drawingml/2006/picture">
                 <pic:pic xmlns:pic="http://schemas.openxmlformats.org/drawingml/2006/picture">
                   <pic:nvPicPr>
-                    <pic:cNvPr id="0" name="Picture 18"/>
+                    <pic:cNvPr id="0" name="Picture 7"/>
                     <pic:cNvPicPr>
                       <a:picLocks noChangeAspect="1" noChangeArrowheads="1"/>
                     </pic:cNvPicPr>
                   </pic:nvPicPr>
                   <pic:blipFill rotWithShape="1">
-                    <a:blip r:embed="rId11" cstate="print">
+                    <a:blip r:embed="rId11">
                       <a:extLst>
                         <a:ext uri="{28A0092B-C50C-407E-A947-70E740481C1C}">
                           <a14:useLocalDpi xmlns:a14="http://schemas.microsoft.com/office/drawing/2010/main" val="0"/>
                         </a:ext>
                       </a:extLst>
                     </a:blip>
-                    <a:srcRect l="9320" t="4403" r="9703" b="5456"/>
+                    <a:srcRect l="7584" t="3524" r="8129" b="5369"/>
                     <a:stretch>
                       <a:fillRect/>
                     </a:stretch>
@@ -2576,7 +2473,7 @@
                   <pic:spPr bwMode="auto">
                     <a:xfrm>
                       <a:off x="0" y="0"/>
-                      <a:ext cx="1830507" cy="3345550"/>
+                      <a:ext cx="3610290" cy="8639723"/>
                     </a:xfrm>
                     <a:prstGeom prst="rect">
                       <a:avLst/>
@@ -2604,30 +2501,21 @@
         <w:rPr>
           <w:sz w:val="28"/>
           <w:szCs w:val="28"/>
-        </w:rPr>
-      </w:pPr>
-    </w:p>
-    <w:p>
-      <w:pPr>
-        <w:spacing w:line="240" w:lineRule="auto"/>
-        <w:rPr>
-          <w:sz w:val="28"/>
-          <w:szCs w:val="28"/>
-          <w:lang w:val="en-US"/>
-        </w:rPr>
-      </w:pPr>
-      <w:r>
-        <w:rPr>
-          <w:sz w:val="28"/>
-          <w:szCs w:val="28"/>
-        </w:rPr>
+          <w:lang w:val="en-US"/>
+        </w:rPr>
+      </w:pPr>
+      <w:r>
+        <w:rPr>
+          <w:sz w:val="28"/>
+          <w:szCs w:val="28"/>
+        </w:rPr>
+        <w:lastRenderedPageBreak/>
         <w:t>Решение 10 задачи</w:t>
       </w:r>
       <w:r>
         <w:rPr>
           <w:sz w:val="28"/>
           <w:szCs w:val="28"/>
-          <w:lang w:val="en-US"/>
         </w:rPr>
         <w:t>:</w:t>
       </w:r>
@@ -2635,7 +2523,6 @@
         <w:rPr>
           <w:sz w:val="28"/>
           <w:szCs w:val="28"/>
-          <w:lang w:val="en-US"/>
         </w:rPr>
         <w:tab/>
       </w:r>
@@ -2643,7 +2530,6 @@
         <w:rPr>
           <w:sz w:val="28"/>
           <w:szCs w:val="28"/>
-          <w:lang w:val="en-US"/>
         </w:rPr>
         <w:tab/>
       </w:r>
@@ -2651,41 +2537,16 @@
         <w:rPr>
           <w:sz w:val="28"/>
           <w:szCs w:val="28"/>
-          <w:lang w:val="en-US"/>
         </w:rPr>
         <w:tab/>
-      </w:r>
-      <w:r>
-        <w:rPr>
-          <w:sz w:val="28"/>
-          <w:szCs w:val="28"/>
-        </w:rPr>
-        <w:t>Решение 11 задачи</w:t>
-      </w:r>
-      <w:r>
-        <w:rPr>
-          <w:sz w:val="28"/>
-          <w:szCs w:val="28"/>
-          <w:lang w:val="en-US"/>
-        </w:rPr>
-        <w:t xml:space="preserve">: </w:t>
-      </w:r>
-    </w:p>
-    <w:p>
-      <w:pPr>
-        <w:spacing w:line="240" w:lineRule="auto"/>
-        <w:rPr>
-          <w:noProof/>
-          <w:lang w:val="en-US"/>
-        </w:rPr>
-      </w:pPr>
-    </w:p>
-    <w:p>
-      <w:pPr>
-        <w:spacing w:line="240" w:lineRule="auto"/>
-        <w:rPr>
-          <w:noProof/>
-          <w:lang w:val="en-US"/>
+        <w:t xml:space="preserve"> </w:t>
+      </w:r>
+    </w:p>
+    <w:p>
+      <w:pPr>
+        <w:spacing w:line="240" w:lineRule="auto"/>
+        <w:rPr>
+          <w:noProof/>
         </w:rPr>
       </w:pPr>
       <w:r>
@@ -2693,10 +2554,10 @@
           <w:noProof/>
         </w:rPr>
         <w:drawing>
-          <wp:inline distT="0" distB="0" distL="0" distR="0" wp14:anchorId="6E728C09" wp14:editId="305CAC16">
-            <wp:extent cx="2120900" cy="3822063"/>
-            <wp:effectExtent l="0" t="0" r="0" b="7620"/>
-            <wp:docPr id="1091828392" name="Рисунок 9"/>
+          <wp:inline distT="0" distB="0" distL="0" distR="0" wp14:anchorId="27989D0D" wp14:editId="0704A97D">
+            <wp:extent cx="3484600" cy="8520942"/>
+            <wp:effectExtent l="0" t="0" r="1905" b="0"/>
+            <wp:docPr id="828803072" name="Рисунок 6"/>
             <wp:cNvGraphicFramePr>
               <a:graphicFrameLocks xmlns:a="http://schemas.openxmlformats.org/drawingml/2006/main" noChangeAspect="1"/>
             </wp:cNvGraphicFramePr>
@@ -2704,20 +2565,20 @@
               <a:graphicData uri="http://schemas.openxmlformats.org/drawingml/2006/picture">
                 <pic:pic xmlns:pic="http://schemas.openxmlformats.org/drawingml/2006/picture">
                   <pic:nvPicPr>
-                    <pic:cNvPr id="0" name="Picture 20"/>
+                    <pic:cNvPr id="0" name="Picture 11"/>
                     <pic:cNvPicPr>
                       <a:picLocks noChangeAspect="1" noChangeArrowheads="1"/>
                     </pic:cNvPicPr>
                   </pic:nvPicPr>
                   <pic:blipFill rotWithShape="1">
-                    <a:blip r:embed="rId12" cstate="print">
+                    <a:blip r:embed="rId12">
                       <a:extLst>
                         <a:ext uri="{28A0092B-C50C-407E-A947-70E740481C1C}">
                           <a14:useLocalDpi xmlns:a14="http://schemas.microsoft.com/office/drawing/2010/main" val="0"/>
                         </a:ext>
                       </a:extLst>
                     </a:blip>
-                    <a:srcRect l="9745" t="4106" r="7676" b="5330"/>
+                    <a:srcRect l="8079" t="3421" r="9950" b="6029"/>
                     <a:stretch>
                       <a:fillRect/>
                     </a:stretch>
@@ -2725,7 +2586,7 @@
                   <pic:spPr bwMode="auto">
                     <a:xfrm>
                       <a:off x="0" y="0"/>
-                      <a:ext cx="2130529" cy="3839416"/>
+                      <a:ext cx="3491802" cy="8538553"/>
                     </a:xfrm>
                     <a:prstGeom prst="rect">
                       <a:avLst/>
@@ -2746,36 +2607,61 @@
           </wp:inline>
         </w:drawing>
       </w:r>
+    </w:p>
+    <w:p>
+      <w:pPr>
+        <w:spacing w:line="240" w:lineRule="auto"/>
+      </w:pPr>
       <w:r>
         <w:t xml:space="preserve"> </w:t>
       </w:r>
       <w:r>
-        <w:rPr>
-          <w:lang w:val="en-US"/>
-        </w:rPr>
         <w:tab/>
       </w:r>
       <w:r>
-        <w:rPr>
-          <w:lang w:val="en-US"/>
-        </w:rPr>
         <w:tab/>
       </w:r>
-      <w:r>
-        <w:rPr>
-          <w:lang w:val="en-US"/>
-        </w:rPr>
-        <w:tab/>
-      </w:r>
+    </w:p>
+    <w:p>
+      <w:pPr>
+        <w:spacing w:line="240" w:lineRule="auto"/>
+        <w:rPr>
+          <w:noProof/>
+          <w:lang w:val="en-US"/>
+        </w:rPr>
+      </w:pPr>
+      <w:r>
+        <w:rPr>
+          <w:sz w:val="28"/>
+          <w:szCs w:val="28"/>
+        </w:rPr>
+        <w:lastRenderedPageBreak/>
+        <w:t>Решение 11 задачи</w:t>
+      </w:r>
+      <w:r>
+        <w:rPr>
+          <w:sz w:val="28"/>
+          <w:szCs w:val="28"/>
+        </w:rPr>
+        <w:t>:</w:t>
+      </w:r>
+    </w:p>
+    <w:p>
+      <w:pPr>
+        <w:spacing w:line="240" w:lineRule="auto"/>
+        <w:rPr>
+          <w:lang w:val="en-US"/>
+        </w:rPr>
+      </w:pPr>
       <w:r>
         <w:rPr>
           <w:noProof/>
         </w:rPr>
         <w:drawing>
-          <wp:inline distT="0" distB="0" distL="0" distR="0" wp14:anchorId="7129A5EA" wp14:editId="2925F60A">
-            <wp:extent cx="2082800" cy="3890624"/>
+          <wp:inline distT="0" distB="0" distL="0" distR="0" wp14:anchorId="3253CAAD" wp14:editId="101C51E8">
+            <wp:extent cx="3562460" cy="8901791"/>
             <wp:effectExtent l="0" t="0" r="0" b="0"/>
-            <wp:docPr id="1639598049" name="Рисунок 10"/>
+            <wp:docPr id="1973609324" name="Рисунок 7"/>
             <wp:cNvGraphicFramePr>
               <a:graphicFrameLocks xmlns:a="http://schemas.openxmlformats.org/drawingml/2006/main" noChangeAspect="1"/>
             </wp:cNvGraphicFramePr>
@@ -2783,20 +2669,20 @@
               <a:graphicData uri="http://schemas.openxmlformats.org/drawingml/2006/picture">
                 <pic:pic xmlns:pic="http://schemas.openxmlformats.org/drawingml/2006/picture">
                   <pic:nvPicPr>
-                    <pic:cNvPr id="0" name="Picture 22"/>
+                    <pic:cNvPr id="0" name="Picture 13"/>
                     <pic:cNvPicPr>
                       <a:picLocks noChangeAspect="1" noChangeArrowheads="1"/>
                     </pic:cNvPicPr>
                   </pic:nvPicPr>
                   <pic:blipFill rotWithShape="1">
-                    <a:blip r:embed="rId13" cstate="print">
+                    <a:blip r:embed="rId13">
                       <a:extLst>
                         <a:ext uri="{28A0092B-C50C-407E-A947-70E740481C1C}">
                           <a14:useLocalDpi xmlns:a14="http://schemas.microsoft.com/office/drawing/2010/main" val="0"/>
                         </a:ext>
                       </a:extLst>
                     </a:blip>
-                    <a:srcRect l="9522" t="4530" r="5737" b="4187"/>
+                    <a:srcRect l="7206" t="3370" r="9363" b="2407"/>
                     <a:stretch>
                       <a:fillRect/>
                     </a:stretch>
@@ -2804,7 +2690,7 @@
                   <pic:spPr bwMode="auto">
                     <a:xfrm>
                       <a:off x="0" y="0"/>
-                      <a:ext cx="2092477" cy="3908701"/>
+                      <a:ext cx="3577378" cy="8939069"/>
                     </a:xfrm>
                     <a:prstGeom prst="rect">
                       <a:avLst/>
@@ -2829,54 +2715,59 @@
     <w:p>
       <w:pPr>
         <w:spacing w:line="240" w:lineRule="auto"/>
+        <w:rPr>
+          <w:noProof/>
+        </w:rPr>
+      </w:pPr>
+      <w:r>
+        <w:lastRenderedPageBreak/>
+        <w:tab/>
+      </w:r>
+      <w:r>
+        <w:rPr>
+          <w:rFonts w:ascii="Times New Roman" w:eastAsiaTheme="minorEastAsia" w:hAnsi="Times New Roman" w:cs="Times New Roman"/>
+          <w:sz w:val="28"/>
+          <w:szCs w:val="28"/>
+        </w:rPr>
+        <w:t>Решение 12 задачи</w:t>
+      </w:r>
+      <w:r>
+        <w:rPr>
+          <w:rFonts w:ascii="Times New Roman" w:eastAsiaTheme="minorEastAsia" w:hAnsi="Times New Roman" w:cs="Times New Roman"/>
+          <w:sz w:val="28"/>
+          <w:szCs w:val="28"/>
+        </w:rPr>
+        <w:t>:</w:t>
+      </w:r>
+    </w:p>
+    <w:p>
+      <w:pPr>
+        <w:spacing w:line="240" w:lineRule="auto"/>
         <w:jc w:val="both"/>
         <w:rPr>
+          <w:noProof/>
+        </w:rPr>
+      </w:pPr>
+    </w:p>
+    <w:p>
+      <w:pPr>
+        <w:spacing w:line="240" w:lineRule="auto"/>
+        <w:jc w:val="both"/>
+        <w:rPr>
+          <w:noProof/>
+        </w:rPr>
+      </w:pPr>
+    </w:p>
+    <w:p>
+      <w:pPr>
+        <w:spacing w:line="240" w:lineRule="auto"/>
+        <w:jc w:val="both"/>
+        <w:rPr>
           <w:rFonts w:ascii="Times New Roman" w:eastAsiaTheme="minorEastAsia" w:hAnsi="Times New Roman" w:cs="Times New Roman"/>
-          <w:sz w:val="28"/>
-          <w:szCs w:val="28"/>
-          <w:lang w:val="en-US"/>
-        </w:rPr>
-      </w:pPr>
-      <w:r>
-        <w:rPr>
-          <w:rFonts w:ascii="Times New Roman" w:eastAsiaTheme="minorEastAsia" w:hAnsi="Times New Roman" w:cs="Times New Roman"/>
-          <w:sz w:val="28"/>
-          <w:szCs w:val="28"/>
-        </w:rPr>
-        <w:lastRenderedPageBreak/>
-        <w:t>Решение 12 задачи</w:t>
-      </w:r>
-      <w:r>
-        <w:rPr>
-          <w:rFonts w:ascii="Times New Roman" w:eastAsiaTheme="minorEastAsia" w:hAnsi="Times New Roman" w:cs="Times New Roman"/>
-          <w:sz w:val="28"/>
-          <w:szCs w:val="28"/>
-          <w:lang w:val="en-US"/>
-        </w:rPr>
-        <w:t>:</w:t>
-      </w:r>
-    </w:p>
-    <w:p>
-      <w:pPr>
-        <w:spacing w:line="240" w:lineRule="auto"/>
-        <w:jc w:val="both"/>
-        <w:rPr>
-          <w:noProof/>
-          <w:lang w:val="en-US"/>
-        </w:rPr>
-      </w:pPr>
-    </w:p>
-    <w:p>
-      <w:pPr>
-        <w:spacing w:line="240" w:lineRule="auto"/>
-        <w:jc w:val="both"/>
-        <w:rPr>
-          <w:rFonts w:ascii="Times New Roman" w:eastAsiaTheme="minorEastAsia" w:hAnsi="Times New Roman" w:cs="Times New Roman"/>
-          <w:b/>
-          <w:bCs/>
-          <w:sz w:val="28"/>
-          <w:szCs w:val="28"/>
-          <w:lang w:val="en-US"/>
+          <w:b/>
+          <w:bCs/>
+          <w:sz w:val="28"/>
+          <w:szCs w:val="28"/>
         </w:rPr>
       </w:pPr>
       <w:r>
@@ -2884,10 +2775,10 @@
           <w:noProof/>
         </w:rPr>
         <w:drawing>
-          <wp:inline distT="0" distB="0" distL="0" distR="0" wp14:anchorId="0E4ADEA0" wp14:editId="40592711">
-            <wp:extent cx="5562600" cy="8474454"/>
-            <wp:effectExtent l="0" t="0" r="0" b="3175"/>
-            <wp:docPr id="2029742707" name="Рисунок 11"/>
+          <wp:inline distT="0" distB="0" distL="0" distR="0" wp14:anchorId="772CF8FC" wp14:editId="02341337">
+            <wp:extent cx="5288280" cy="8238115"/>
+            <wp:effectExtent l="0" t="0" r="0" b="0"/>
+            <wp:docPr id="708054450" name="Рисунок 1"/>
             <wp:cNvGraphicFramePr>
               <a:graphicFrameLocks xmlns:a="http://schemas.openxmlformats.org/drawingml/2006/main" noChangeAspect="1"/>
             </wp:cNvGraphicFramePr>
@@ -2895,20 +2786,18 @@
               <a:graphicData uri="http://schemas.openxmlformats.org/drawingml/2006/picture">
                 <pic:pic xmlns:pic="http://schemas.openxmlformats.org/drawingml/2006/picture">
                   <pic:nvPicPr>
-                    <pic:cNvPr id="0" name="Picture 24"/>
-                    <pic:cNvPicPr>
-                      <a:picLocks noChangeAspect="1" noChangeArrowheads="1"/>
-                    </pic:cNvPicPr>
+                    <pic:cNvPr id="708054450" name=""/>
+                    <pic:cNvPicPr/>
                   </pic:nvPicPr>
                   <pic:blipFill rotWithShape="1">
                     <a:blip r:embed="rId14">
                       <a:extLst>
-                        <a:ext uri="{28A0092B-C50C-407E-A947-70E740481C1C}">
-                          <a14:useLocalDpi xmlns:a14="http://schemas.microsoft.com/office/drawing/2010/main" val="0"/>
+                        <a:ext uri="{96DAC541-7B7A-43D3-8B79-37D633B846F1}">
+                          <asvg:svgBlip xmlns:asvg="http://schemas.microsoft.com/office/drawing/2016/SVG/main" r:embed="rId15"/>
                         </a:ext>
                       </a:extLst>
                     </a:blip>
-                    <a:srcRect l="10048" t="4574" b="6577"/>
+                    <a:srcRect t="3157" b="2883"/>
                     <a:stretch>
                       <a:fillRect/>
                     </a:stretch>
@@ -2916,7 +2805,186 @@
                   <pic:spPr bwMode="auto">
                     <a:xfrm>
                       <a:off x="0" y="0"/>
-                      <a:ext cx="5602808" cy="8535710"/>
+                      <a:ext cx="5291330" cy="8242866"/>
+                    </a:xfrm>
+                    <a:prstGeom prst="rect">
+                      <a:avLst/>
+                    </a:prstGeom>
+                    <a:ln>
+                      <a:noFill/>
+                    </a:ln>
+                    <a:extLst>
+                      <a:ext uri="{53640926-AAD7-44D8-BBD7-CCE9431645EC}">
+                        <a14:shadowObscured xmlns:a14="http://schemas.microsoft.com/office/drawing/2010/main"/>
+                      </a:ext>
+                    </a:extLst>
+                  </pic:spPr>
+                </pic:pic>
+              </a:graphicData>
+            </a:graphic>
+          </wp:inline>
+        </w:drawing>
+      </w:r>
+    </w:p>
+    <w:p>
+      <w:pPr>
+        <w:spacing w:line="240" w:lineRule="auto"/>
+        <w:jc w:val="center"/>
+        <w:rPr>
+          <w:rFonts w:ascii="Times New Roman" w:eastAsiaTheme="minorEastAsia" w:hAnsi="Times New Roman" w:cs="Times New Roman"/>
+          <w:b/>
+          <w:bCs/>
+          <w:sz w:val="28"/>
+          <w:szCs w:val="28"/>
+        </w:rPr>
+      </w:pPr>
+      <w:r>
+        <w:rPr>
+          <w:rFonts w:ascii="Times New Roman" w:eastAsiaTheme="minorEastAsia" w:hAnsi="Times New Roman" w:cs="Times New Roman"/>
+          <w:b/>
+          <w:bCs/>
+          <w:sz w:val="28"/>
+          <w:szCs w:val="28"/>
+        </w:rPr>
+        <w:lastRenderedPageBreak/>
+        <w:t xml:space="preserve">Задания </w:t>
+      </w:r>
+      <w:r>
+        <w:rPr>
+          <w:rFonts w:ascii="Times New Roman" w:eastAsiaTheme="minorEastAsia" w:hAnsi="Times New Roman" w:cs="Times New Roman"/>
+          <w:b/>
+          <w:bCs/>
+          <w:sz w:val="28"/>
+          <w:szCs w:val="28"/>
+          <w:lang w:val="en-US"/>
+        </w:rPr>
+        <w:t>I</w:t>
+      </w:r>
+      <w:r>
+        <w:rPr>
+          <w:rFonts w:ascii="Times New Roman" w:eastAsiaTheme="minorEastAsia" w:hAnsi="Times New Roman" w:cs="Times New Roman"/>
+          <w:b/>
+          <w:bCs/>
+          <w:sz w:val="28"/>
+          <w:szCs w:val="28"/>
+          <w:lang w:val="en-US"/>
+        </w:rPr>
+        <w:t>I</w:t>
+      </w:r>
+      <w:r>
+        <w:rPr>
+          <w:rFonts w:ascii="Times New Roman" w:eastAsiaTheme="minorEastAsia" w:hAnsi="Times New Roman" w:cs="Times New Roman"/>
+          <w:b/>
+          <w:bCs/>
+          <w:sz w:val="28"/>
+          <w:szCs w:val="28"/>
+          <w:lang w:val="en-US"/>
+        </w:rPr>
+        <w:t>I</w:t>
+      </w:r>
+      <w:r>
+        <w:rPr>
+          <w:rFonts w:ascii="Times New Roman" w:eastAsiaTheme="minorEastAsia" w:hAnsi="Times New Roman" w:cs="Times New Roman"/>
+          <w:b/>
+          <w:bCs/>
+          <w:sz w:val="28"/>
+          <w:szCs w:val="28"/>
+        </w:rPr>
+        <w:t xml:space="preserve"> </w:t>
+      </w:r>
+      <w:r>
+        <w:rPr>
+          <w:rFonts w:ascii="Times New Roman" w:eastAsiaTheme="minorEastAsia" w:hAnsi="Times New Roman" w:cs="Times New Roman"/>
+          <w:b/>
+          <w:bCs/>
+          <w:sz w:val="28"/>
+          <w:szCs w:val="28"/>
+        </w:rPr>
+        <w:t>уровня сложности</w:t>
+      </w:r>
+    </w:p>
+    <w:p>
+      <w:pPr>
+        <w:spacing w:line="240" w:lineRule="auto"/>
+        <w:rPr>
+          <w:rFonts w:ascii="Times New Roman" w:eastAsiaTheme="minorEastAsia" w:hAnsi="Times New Roman" w:cs="Times New Roman"/>
+          <w:sz w:val="28"/>
+          <w:szCs w:val="28"/>
+        </w:rPr>
+      </w:pPr>
+      <w:r>
+        <w:rPr>
+          <w:rFonts w:ascii="Times New Roman" w:eastAsiaTheme="minorEastAsia" w:hAnsi="Times New Roman" w:cs="Times New Roman"/>
+          <w:sz w:val="28"/>
+          <w:szCs w:val="28"/>
+        </w:rPr>
+        <w:t>Решение 8 задачи</w:t>
+      </w:r>
+      <w:r>
+        <w:rPr>
+          <w:rFonts w:ascii="Times New Roman" w:eastAsiaTheme="minorEastAsia" w:hAnsi="Times New Roman" w:cs="Times New Roman"/>
+          <w:sz w:val="28"/>
+          <w:szCs w:val="28"/>
+        </w:rPr>
+        <w:t>:</w:t>
+      </w:r>
+    </w:p>
+    <w:p>
+      <w:pPr>
+        <w:spacing w:line="240" w:lineRule="auto"/>
+        <w:jc w:val="both"/>
+        <w:rPr>
+          <w:noProof/>
+        </w:rPr>
+      </w:pPr>
+    </w:p>
+    <w:p>
+      <w:pPr>
+        <w:spacing w:line="240" w:lineRule="auto"/>
+        <w:jc w:val="both"/>
+        <w:rPr>
+          <w:noProof/>
+          <w:lang w:val="en-US"/>
+        </w:rPr>
+      </w:pPr>
+      <w:r>
+        <w:rPr>
+          <w:noProof/>
+        </w:rPr>
+        <w:drawing>
+          <wp:inline distT="0" distB="0" distL="0" distR="0" wp14:anchorId="5E2266DF" wp14:editId="665D594F">
+            <wp:extent cx="3876751" cy="8314169"/>
+            <wp:effectExtent l="0" t="0" r="9525" b="0"/>
+            <wp:docPr id="845626056" name="Рисунок 13"/>
+            <wp:cNvGraphicFramePr>
+              <a:graphicFrameLocks xmlns:a="http://schemas.openxmlformats.org/drawingml/2006/main" noChangeAspect="1"/>
+            </wp:cNvGraphicFramePr>
+            <a:graphic xmlns:a="http://schemas.openxmlformats.org/drawingml/2006/main">
+              <a:graphicData uri="http://schemas.openxmlformats.org/drawingml/2006/picture">
+                <pic:pic xmlns:pic="http://schemas.openxmlformats.org/drawingml/2006/picture">
+                  <pic:nvPicPr>
+                    <pic:cNvPr id="0" name="Picture 28"/>
+                    <pic:cNvPicPr>
+                      <a:picLocks noChangeAspect="1" noChangeArrowheads="1"/>
+                    </pic:cNvPicPr>
+                  </pic:nvPicPr>
+                  <pic:blipFill rotWithShape="1">
+                    <a:blip r:embed="rId16">
+                      <a:extLst>
+                        <a:ext uri="{28A0092B-C50C-407E-A947-70E740481C1C}">
+                          <a14:useLocalDpi xmlns:a14="http://schemas.microsoft.com/office/drawing/2010/main" val="0"/>
+                        </a:ext>
+                      </a:extLst>
+                    </a:blip>
+                    <a:srcRect t="3131"/>
+                    <a:stretch>
+                      <a:fillRect/>
+                    </a:stretch>
+                  </pic:blipFill>
+                  <pic:spPr bwMode="auto">
+                    <a:xfrm>
+                      <a:off x="0" y="0"/>
+                      <a:ext cx="3917946" cy="8402516"/>
                     </a:xfrm>
                     <a:prstGeom prst="rect">
                       <a:avLst/>
@@ -2941,102 +3009,26 @@
     <w:p>
       <w:pPr>
         <w:spacing w:line="240" w:lineRule="auto"/>
-        <w:jc w:val="center"/>
-        <w:rPr>
-          <w:rFonts w:ascii="Times New Roman" w:eastAsiaTheme="minorEastAsia" w:hAnsi="Times New Roman" w:cs="Times New Roman"/>
-          <w:b/>
-          <w:bCs/>
-          <w:sz w:val="28"/>
-          <w:szCs w:val="28"/>
-          <w:lang w:val="en-US"/>
-        </w:rPr>
-      </w:pPr>
-      <w:r>
-        <w:rPr>
-          <w:rFonts w:ascii="Times New Roman" w:eastAsiaTheme="minorEastAsia" w:hAnsi="Times New Roman" w:cs="Times New Roman"/>
-          <w:b/>
-          <w:bCs/>
+        <w:jc w:val="both"/>
+        <w:rPr>
+          <w:noProof/>
+          <w:sz w:val="28"/>
+          <w:szCs w:val="28"/>
+          <w:lang w:val="en-US"/>
+        </w:rPr>
+      </w:pPr>
+      <w:r>
+        <w:rPr>
+          <w:noProof/>
           <w:sz w:val="28"/>
           <w:szCs w:val="28"/>
         </w:rPr>
         <w:lastRenderedPageBreak/>
-        <w:t xml:space="preserve">Задания </w:t>
-      </w:r>
-      <w:r>
-        <w:rPr>
-          <w:rFonts w:ascii="Times New Roman" w:eastAsiaTheme="minorEastAsia" w:hAnsi="Times New Roman" w:cs="Times New Roman"/>
-          <w:b/>
-          <w:bCs/>
-          <w:sz w:val="28"/>
-          <w:szCs w:val="28"/>
-          <w:lang w:val="en-US"/>
-        </w:rPr>
-        <w:t>I</w:t>
-      </w:r>
-      <w:r>
-        <w:rPr>
-          <w:rFonts w:ascii="Times New Roman" w:eastAsiaTheme="minorEastAsia" w:hAnsi="Times New Roman" w:cs="Times New Roman"/>
-          <w:b/>
-          <w:bCs/>
-          <w:sz w:val="28"/>
-          <w:szCs w:val="28"/>
-          <w:lang w:val="en-US"/>
-        </w:rPr>
-        <w:t>I</w:t>
-      </w:r>
-      <w:r>
-        <w:rPr>
-          <w:rFonts w:ascii="Times New Roman" w:eastAsiaTheme="minorEastAsia" w:hAnsi="Times New Roman" w:cs="Times New Roman"/>
-          <w:b/>
-          <w:bCs/>
-          <w:sz w:val="28"/>
-          <w:szCs w:val="28"/>
-          <w:lang w:val="en-US"/>
-        </w:rPr>
-        <w:t>I</w:t>
-      </w:r>
-      <w:r>
-        <w:rPr>
-          <w:rFonts w:ascii="Times New Roman" w:eastAsiaTheme="minorEastAsia" w:hAnsi="Times New Roman" w:cs="Times New Roman"/>
-          <w:b/>
-          <w:bCs/>
-          <w:sz w:val="28"/>
-          <w:szCs w:val="28"/>
-        </w:rPr>
-        <w:t xml:space="preserve"> </w:t>
-      </w:r>
-      <w:r>
-        <w:rPr>
-          <w:rFonts w:ascii="Times New Roman" w:eastAsiaTheme="minorEastAsia" w:hAnsi="Times New Roman" w:cs="Times New Roman"/>
-          <w:b/>
-          <w:bCs/>
-          <w:sz w:val="28"/>
-          <w:szCs w:val="28"/>
-        </w:rPr>
-        <w:t>уровня сложности</w:t>
-      </w:r>
-    </w:p>
-    <w:p>
-      <w:pPr>
-        <w:spacing w:line="240" w:lineRule="auto"/>
-        <w:rPr>
-          <w:rFonts w:ascii="Times New Roman" w:eastAsiaTheme="minorEastAsia" w:hAnsi="Times New Roman" w:cs="Times New Roman"/>
-          <w:sz w:val="28"/>
-          <w:szCs w:val="28"/>
-          <w:lang w:val="en-US"/>
-        </w:rPr>
-      </w:pPr>
-      <w:r>
-        <w:rPr>
-          <w:rFonts w:ascii="Times New Roman" w:eastAsiaTheme="minorEastAsia" w:hAnsi="Times New Roman" w:cs="Times New Roman"/>
-          <w:sz w:val="28"/>
-          <w:szCs w:val="28"/>
-        </w:rPr>
-        <w:t>Решение 8 задачи</w:t>
-      </w:r>
-      <w:r>
-        <w:rPr>
-          <w:rFonts w:ascii="Times New Roman" w:eastAsiaTheme="minorEastAsia" w:hAnsi="Times New Roman" w:cs="Times New Roman"/>
+        <w:t>Решение 9 задачи</w:t>
+      </w:r>
+      <w:r>
+        <w:rPr>
+          <w:noProof/>
           <w:sz w:val="28"/>
           <w:szCs w:val="28"/>
           <w:lang w:val="en-US"/>
@@ -3050,16 +3042,8 @@
         <w:jc w:val="both"/>
         <w:rPr>
           <w:noProof/>
-          <w:lang w:val="en-US"/>
-        </w:rPr>
-      </w:pPr>
-    </w:p>
-    <w:p>
-      <w:pPr>
-        <w:spacing w:line="240" w:lineRule="auto"/>
-        <w:jc w:val="both"/>
-        <w:rPr>
-          <w:noProof/>
+          <w:sz w:val="28"/>
+          <w:szCs w:val="28"/>
           <w:lang w:val="en-US"/>
         </w:rPr>
       </w:pPr>
@@ -3068,10 +3052,10 @@
           <w:noProof/>
         </w:rPr>
         <w:drawing>
-          <wp:inline distT="0" distB="0" distL="0" distR="0" wp14:anchorId="5E2266DF" wp14:editId="24392D29">
-            <wp:extent cx="3820563" cy="8193668"/>
-            <wp:effectExtent l="0" t="0" r="8890" b="0"/>
-            <wp:docPr id="845626056" name="Рисунок 13"/>
+          <wp:inline distT="0" distB="0" distL="0" distR="0" wp14:anchorId="08890756" wp14:editId="58290C81">
+            <wp:extent cx="4566137" cy="8784583"/>
+            <wp:effectExtent l="0" t="0" r="6350" b="0"/>
+            <wp:docPr id="205543142" name="Рисунок 14"/>
             <wp:cNvGraphicFramePr>
               <a:graphicFrameLocks xmlns:a="http://schemas.openxmlformats.org/drawingml/2006/main" noChangeAspect="1"/>
             </wp:cNvGraphicFramePr>
@@ -3079,20 +3063,20 @@
               <a:graphicData uri="http://schemas.openxmlformats.org/drawingml/2006/picture">
                 <pic:pic xmlns:pic="http://schemas.openxmlformats.org/drawingml/2006/picture">
                   <pic:nvPicPr>
-                    <pic:cNvPr id="0" name="Picture 28"/>
+                    <pic:cNvPr id="0" name="Picture 30"/>
                     <pic:cNvPicPr>
                       <a:picLocks noChangeAspect="1" noChangeArrowheads="1"/>
                     </pic:cNvPicPr>
                   </pic:nvPicPr>
                   <pic:blipFill rotWithShape="1">
-                    <a:blip r:embed="rId15">
+                    <a:blip r:embed="rId17">
                       <a:extLst>
                         <a:ext uri="{28A0092B-C50C-407E-A947-70E740481C1C}">
                           <a14:useLocalDpi xmlns:a14="http://schemas.microsoft.com/office/drawing/2010/main" val="0"/>
                         </a:ext>
                       </a:extLst>
                     </a:blip>
-                    <a:srcRect t="3131"/>
+                    <a:srcRect t="3425" b="5466"/>
                     <a:stretch>
                       <a:fillRect/>
                     </a:stretch>
@@ -3100,7 +3084,7 @@
                   <pic:spPr bwMode="auto">
                     <a:xfrm>
                       <a:off x="0" y="0"/>
-                      <a:ext cx="3855423" cy="8268429"/>
+                      <a:ext cx="4570710" cy="8793382"/>
                     </a:xfrm>
                     <a:prstGeom prst="rect">
                       <a:avLst/>
@@ -3140,118 +3124,6 @@
           <w:szCs w:val="28"/>
         </w:rPr>
         <w:lastRenderedPageBreak/>
-        <w:t>Решение 9 задачи</w:t>
-      </w:r>
-      <w:r>
-        <w:rPr>
-          <w:noProof/>
-          <w:sz w:val="28"/>
-          <w:szCs w:val="28"/>
-          <w:lang w:val="en-US"/>
-        </w:rPr>
-        <w:t>:</w:t>
-      </w:r>
-    </w:p>
-    <w:p>
-      <w:pPr>
-        <w:spacing w:line="240" w:lineRule="auto"/>
-        <w:jc w:val="both"/>
-        <w:rPr>
-          <w:noProof/>
-          <w:sz w:val="28"/>
-          <w:szCs w:val="28"/>
-          <w:lang w:val="en-US"/>
-        </w:rPr>
-      </w:pPr>
-      <w:r>
-        <w:rPr>
-          <w:noProof/>
-        </w:rPr>
-        <w:drawing>
-          <wp:inline distT="0" distB="0" distL="0" distR="0" wp14:anchorId="08890756" wp14:editId="5A1ECFC2">
-            <wp:extent cx="4381192" cy="8428776"/>
-            <wp:effectExtent l="0" t="0" r="635" b="0"/>
-            <wp:docPr id="205543142" name="Рисунок 14"/>
-            <wp:cNvGraphicFramePr>
-              <a:graphicFrameLocks xmlns:a="http://schemas.openxmlformats.org/drawingml/2006/main" noChangeAspect="1"/>
-            </wp:cNvGraphicFramePr>
-            <a:graphic xmlns:a="http://schemas.openxmlformats.org/drawingml/2006/main">
-              <a:graphicData uri="http://schemas.openxmlformats.org/drawingml/2006/picture">
-                <pic:pic xmlns:pic="http://schemas.openxmlformats.org/drawingml/2006/picture">
-                  <pic:nvPicPr>
-                    <pic:cNvPr id="0" name="Picture 30"/>
-                    <pic:cNvPicPr>
-                      <a:picLocks noChangeAspect="1" noChangeArrowheads="1"/>
-                    </pic:cNvPicPr>
-                  </pic:nvPicPr>
-                  <pic:blipFill rotWithShape="1">
-                    <a:blip r:embed="rId16">
-                      <a:extLst>
-                        <a:ext uri="{28A0092B-C50C-407E-A947-70E740481C1C}">
-                          <a14:useLocalDpi xmlns:a14="http://schemas.microsoft.com/office/drawing/2010/main" val="0"/>
-                        </a:ext>
-                      </a:extLst>
-                    </a:blip>
-                    <a:srcRect t="3425" b="5466"/>
-                    <a:stretch>
-                      <a:fillRect/>
-                    </a:stretch>
-                  </pic:blipFill>
-                  <pic:spPr bwMode="auto">
-                    <a:xfrm>
-                      <a:off x="0" y="0"/>
-                      <a:ext cx="4381500" cy="8429368"/>
-                    </a:xfrm>
-                    <a:prstGeom prst="rect">
-                      <a:avLst/>
-                    </a:prstGeom>
-                    <a:noFill/>
-                    <a:ln>
-                      <a:noFill/>
-                    </a:ln>
-                    <a:extLst>
-                      <a:ext uri="{53640926-AAD7-44D8-BBD7-CCE9431645EC}">
-                        <a14:shadowObscured xmlns:a14="http://schemas.microsoft.com/office/drawing/2010/main"/>
-                      </a:ext>
-                    </a:extLst>
-                  </pic:spPr>
-                </pic:pic>
-              </a:graphicData>
-            </a:graphic>
-          </wp:inline>
-        </w:drawing>
-      </w:r>
-    </w:p>
-    <w:p>
-      <w:pPr>
-        <w:spacing w:line="240" w:lineRule="auto"/>
-        <w:jc w:val="both"/>
-        <w:rPr>
-          <w:noProof/>
-          <w:sz w:val="28"/>
-          <w:szCs w:val="28"/>
-          <w:lang w:val="en-US"/>
-        </w:rPr>
-      </w:pPr>
-    </w:p>
-    <w:p>
-      <w:pPr>
-        <w:spacing w:line="240" w:lineRule="auto"/>
-        <w:jc w:val="both"/>
-        <w:rPr>
-          <w:noProof/>
-          <w:sz w:val="28"/>
-          <w:szCs w:val="28"/>
-          <w:lang w:val="en-US"/>
-        </w:rPr>
-      </w:pPr>
-      <w:r>
-        <w:rPr>
-          <w:noProof/>
-          <w:sz w:val="28"/>
-          <w:szCs w:val="28"/>
-        </w:rPr>
-        <w:lastRenderedPageBreak/>
         <w:t>Решение 10 задачи</w:t>
       </w:r>
       <w:r>
@@ -3307,7 +3179,7 @@
                     </pic:cNvPicPr>
                   </pic:nvPicPr>
                   <pic:blipFill rotWithShape="1">
-                    <a:blip r:embed="rId17">
+                    <a:blip r:embed="rId18">
                       <a:extLst>
                         <a:ext uri="{28A0092B-C50C-407E-A947-70E740481C1C}">
                           <a14:useLocalDpi xmlns:a14="http://schemas.microsoft.com/office/drawing/2010/main" val="0"/>
@@ -3462,6 +3334,7 @@
       <w:r>
         <w:rPr>
           <w:rFonts w:ascii="Times New Roman" w:hAnsi="Times New Roman" w:cs="Times New Roman"/>
+          <w:noProof/>
           <w:lang w:val="en-US"/>
         </w:rPr>
         <w:drawing>
@@ -3480,7 +3353,7 @@
                     <pic:cNvPicPr/>
                   </pic:nvPicPr>
                   <pic:blipFill>
-                    <a:blip r:embed="rId18"/>
+                    <a:blip r:embed="rId19"/>
                     <a:stretch>
                       <a:fillRect/>
                     </a:stretch>
@@ -3509,6 +3382,7 @@
       <w:r>
         <w:rPr>
           <w:rFonts w:ascii="Times New Roman" w:hAnsi="Times New Roman" w:cs="Times New Roman"/>
+          <w:noProof/>
           <w:lang w:val="en-US"/>
         </w:rPr>
         <w:drawing>
@@ -3527,7 +3401,7 @@
                     <pic:cNvPicPr/>
                   </pic:nvPicPr>
                   <pic:blipFill>
-                    <a:blip r:embed="rId19"/>
+                    <a:blip r:embed="rId20"/>
                     <a:stretch>
                       <a:fillRect/>
                     </a:stretch>
@@ -3573,7 +3447,7 @@
                     <pic:cNvPicPr/>
                   </pic:nvPicPr>
                   <pic:blipFill>
-                    <a:blip r:embed="rId20"/>
+                    <a:blip r:embed="rId21"/>
                     <a:stretch>
                       <a:fillRect/>
                     </a:stretch>
@@ -3619,7 +3493,7 @@
                     <pic:cNvPicPr/>
                   </pic:nvPicPr>
                   <pic:blipFill>
-                    <a:blip r:embed="rId21"/>
+                    <a:blip r:embed="rId22"/>
                     <a:stretch>
                       <a:fillRect/>
                     </a:stretch>
@@ -3682,6 +3556,7 @@
       <w:r>
         <w:rPr>
           <w:rFonts w:ascii="Times New Roman" w:hAnsi="Times New Roman" w:cs="Times New Roman"/>
+          <w:noProof/>
           <w:sz w:val="28"/>
           <w:szCs w:val="28"/>
           <w:lang w:val="en-US"/>
@@ -3702,7 +3577,7 @@
                     <pic:cNvPicPr/>
                   </pic:nvPicPr>
                   <pic:blipFill>
-                    <a:blip r:embed="rId22"/>
+                    <a:blip r:embed="rId23"/>
                     <a:stretch>
                       <a:fillRect/>
                     </a:stretch>
@@ -3731,6 +3606,7 @@
       <w:r>
         <w:rPr>
           <w:rFonts w:ascii="Times New Roman" w:hAnsi="Times New Roman" w:cs="Times New Roman"/>
+          <w:noProof/>
           <w:sz w:val="28"/>
           <w:szCs w:val="28"/>
           <w:lang w:val="en-US"/>
@@ -3751,7 +3627,7 @@
                     <pic:cNvPicPr/>
                   </pic:nvPicPr>
                   <pic:blipFill>
-                    <a:blip r:embed="rId23"/>
+                    <a:blip r:embed="rId24"/>
                     <a:stretch>
                       <a:fillRect/>
                     </a:stretch>
@@ -3784,6 +3660,7 @@
       <w:r>
         <w:rPr>
           <w:rFonts w:ascii="Times New Roman" w:hAnsi="Times New Roman" w:cs="Times New Roman"/>
+          <w:noProof/>
           <w:sz w:val="28"/>
           <w:szCs w:val="28"/>
           <w:lang w:val="en-US"/>
@@ -3805,7 +3682,7 @@
                     <pic:cNvPicPr/>
                   </pic:nvPicPr>
                   <pic:blipFill>
-                    <a:blip r:embed="rId24"/>
+                    <a:blip r:embed="rId25"/>
                     <a:stretch>
                       <a:fillRect/>
                     </a:stretch>
@@ -3865,6 +3742,7 @@
       <w:r>
         <w:rPr>
           <w:rFonts w:ascii="Times New Roman" w:hAnsi="Times New Roman" w:cs="Times New Roman"/>
+          <w:noProof/>
           <w:sz w:val="28"/>
           <w:szCs w:val="28"/>
         </w:rPr>
@@ -3884,7 +3762,7 @@
                     <pic:cNvPicPr/>
                   </pic:nvPicPr>
                   <pic:blipFill>
-                    <a:blip r:embed="rId25"/>
+                    <a:blip r:embed="rId26"/>
                     <a:stretch>
                       <a:fillRect/>
                     </a:stretch>
@@ -3907,6 +3785,7 @@
       <w:r>
         <w:rPr>
           <w:rFonts w:ascii="Times New Roman" w:hAnsi="Times New Roman" w:cs="Times New Roman"/>
+          <w:noProof/>
           <w:sz w:val="28"/>
           <w:szCs w:val="28"/>
           <w:lang w:val="en-US"/>
@@ -3927,7 +3806,7 @@
                     <pic:cNvPicPr/>
                   </pic:nvPicPr>
                   <pic:blipFill>
-                    <a:blip r:embed="rId26"/>
+                    <a:blip r:embed="rId27"/>
                     <a:stretch>
                       <a:fillRect/>
                     </a:stretch>
@@ -3985,6 +3864,7 @@
       <w:r>
         <w:rPr>
           <w:rFonts w:ascii="Times New Roman" w:hAnsi="Times New Roman" w:cs="Times New Roman"/>
+          <w:noProof/>
           <w:sz w:val="28"/>
           <w:szCs w:val="28"/>
         </w:rPr>
@@ -4004,7 +3884,7 @@
                     <pic:cNvPicPr/>
                   </pic:nvPicPr>
                   <pic:blipFill rotWithShape="1">
-                    <a:blip r:embed="rId27"/>
+                    <a:blip r:embed="rId28"/>
                     <a:srcRect r="17214"/>
                     <a:stretch>
                       <a:fillRect/>
@@ -4040,7 +3920,6 @@
           <w:rFonts w:ascii="Times New Roman" w:hAnsi="Times New Roman" w:cs="Times New Roman"/>
           <w:sz w:val="28"/>
           <w:szCs w:val="28"/>
-          <w:lang w:val="en-US"/>
         </w:rPr>
       </w:pPr>
       <w:r>
@@ -4057,7 +3936,6 @@
           <w:rFonts w:ascii="Times New Roman" w:hAnsi="Times New Roman" w:cs="Times New Roman"/>
           <w:sz w:val="28"/>
           <w:szCs w:val="28"/>
-          <w:lang w:val="en-US"/>
         </w:rPr>
         <w:t>:</w:t>
       </w:r>
@@ -4088,7 +3966,7 @@
                     <pic:cNvPicPr/>
                   </pic:nvPicPr>
                   <pic:blipFill>
-                    <a:blip r:embed="rId28"/>
+                    <a:blip r:embed="rId29"/>
                     <a:stretch>
                       <a:fillRect/>
                     </a:stretch>
@@ -4117,6 +3995,7 @@
       <w:r>
         <w:rPr>
           <w:rFonts w:ascii="Times New Roman" w:hAnsi="Times New Roman" w:cs="Times New Roman"/>
+          <w:noProof/>
           <w:sz w:val="28"/>
           <w:szCs w:val="28"/>
           <w:lang w:val="en-US"/>
@@ -4137,7 +4016,7 @@
                     <pic:cNvPicPr/>
                   </pic:nvPicPr>
                   <pic:blipFill rotWithShape="1">
-                    <a:blip r:embed="rId29"/>
+                    <a:blip r:embed="rId30"/>
                     <a:srcRect t="5496"/>
                     <a:stretch>
                       <a:fillRect/>
@@ -4274,6 +4153,7 @@
       <w:r>
         <w:rPr>
           <w:rFonts w:ascii="Times New Roman" w:hAnsi="Times New Roman" w:cs="Times New Roman"/>
+          <w:noProof/>
           <w:sz w:val="28"/>
           <w:szCs w:val="28"/>
           <w:lang w:val="en-US"/>
@@ -4294,7 +4174,7 @@
                     <pic:cNvPicPr/>
                   </pic:nvPicPr>
                   <pic:blipFill>
-                    <a:blip r:embed="rId30"/>
+                    <a:blip r:embed="rId31"/>
                     <a:stretch>
                       <a:fillRect/>
                     </a:stretch>
@@ -4355,6 +4235,7 @@
       <w:r>
         <w:rPr>
           <w:rFonts w:ascii="Times New Roman" w:hAnsi="Times New Roman" w:cs="Times New Roman"/>
+          <w:noProof/>
           <w:sz w:val="28"/>
           <w:szCs w:val="28"/>
           <w:lang w:val="en-US"/>
@@ -4375,7 +4256,7 @@
                     <pic:cNvPicPr/>
                   </pic:nvPicPr>
                   <pic:blipFill>
-                    <a:blip r:embed="rId31"/>
+                    <a:blip r:embed="rId32"/>
                     <a:stretch>
                       <a:fillRect/>
                     </a:stretch>
@@ -4435,6 +4316,7 @@
       <w:r>
         <w:rPr>
           <w:rFonts w:ascii="Times New Roman" w:hAnsi="Times New Roman" w:cs="Times New Roman"/>
+          <w:noProof/>
           <w:sz w:val="28"/>
           <w:szCs w:val="28"/>
           <w:lang w:val="en-US"/>
@@ -4455,7 +4337,7 @@
                     <pic:cNvPicPr/>
                   </pic:nvPicPr>
                   <pic:blipFill>
-                    <a:blip r:embed="rId32"/>
+                    <a:blip r:embed="rId33"/>
                     <a:stretch>
                       <a:fillRect/>
                     </a:stretch>
@@ -4516,6 +4398,7 @@
       <w:r>
         <w:rPr>
           <w:rFonts w:ascii="Times New Roman" w:hAnsi="Times New Roman" w:cs="Times New Roman"/>
+          <w:noProof/>
           <w:sz w:val="28"/>
           <w:szCs w:val="28"/>
           <w:lang w:val="en-US"/>
@@ -4536,7 +4419,7 @@
                     <pic:cNvPicPr/>
                   </pic:nvPicPr>
                   <pic:blipFill>
-                    <a:blip r:embed="rId33"/>
+                    <a:blip r:embed="rId34"/>
                     <a:stretch>
                       <a:fillRect/>
                     </a:stretch>
@@ -4596,6 +4479,7 @@
       <w:r>
         <w:rPr>
           <w:rFonts w:ascii="Times New Roman" w:hAnsi="Times New Roman" w:cs="Times New Roman"/>
+          <w:noProof/>
           <w:sz w:val="28"/>
           <w:szCs w:val="28"/>
           <w:lang w:val="en-US"/>
@@ -4616,7 +4500,7 @@
                     <pic:cNvPicPr/>
                   </pic:nvPicPr>
                   <pic:blipFill>
-                    <a:blip r:embed="rId34"/>
+                    <a:blip r:embed="rId35"/>
                     <a:stretch>
                       <a:fillRect/>
                     </a:stretch>
@@ -4647,7 +4531,6 @@
           <w:bCs/>
           <w:sz w:val="28"/>
           <w:szCs w:val="28"/>
-          <w:lang w:val="en-US"/>
         </w:rPr>
       </w:pPr>
       <w:r>
@@ -4681,18 +4564,7 @@
           <w:szCs w:val="28"/>
           <w:lang w:val="en-US"/>
         </w:rPr>
-        <w:t>I</w:t>
-      </w:r>
-      <w:r>
-        <w:rPr>
-          <w:rFonts w:ascii="Times New Roman" w:hAnsi="Times New Roman" w:cs="Times New Roman"/>
-          <w:b/>
-          <w:bCs/>
-          <w:sz w:val="28"/>
-          <w:szCs w:val="28"/>
-          <w:lang w:val="en-US"/>
-        </w:rPr>
-        <w:t>I</w:t>
+        <w:t>II</w:t>
       </w:r>
       <w:r>
         <w:rPr>
@@ -4712,7 +4584,6 @@
           <w:rFonts w:ascii="Times New Roman" w:hAnsi="Times New Roman" w:cs="Times New Roman"/>
           <w:sz w:val="28"/>
           <w:szCs w:val="28"/>
-          <w:lang w:val="en-US"/>
         </w:rPr>
       </w:pPr>
       <w:r>
@@ -4728,7 +4599,6 @@
           <w:rFonts w:ascii="Times New Roman" w:hAnsi="Times New Roman" w:cs="Times New Roman"/>
           <w:sz w:val="28"/>
           <w:szCs w:val="28"/>
-          <w:lang w:val="en-US"/>
         </w:rPr>
         <w:t>:</w:t>
       </w:r>
@@ -4746,6 +4616,7 @@
       <w:r>
         <w:rPr>
           <w:rFonts w:ascii="Times New Roman" w:hAnsi="Times New Roman" w:cs="Times New Roman"/>
+          <w:noProof/>
           <w:sz w:val="28"/>
           <w:szCs w:val="28"/>
           <w:lang w:val="en-US"/>
@@ -4766,7 +4637,7 @@
                     <pic:cNvPicPr/>
                   </pic:nvPicPr>
                   <pic:blipFill>
-                    <a:blip r:embed="rId35"/>
+                    <a:blip r:embed="rId36"/>
                     <a:stretch>
                       <a:fillRect/>
                     </a:stretch>
@@ -4826,6 +4697,7 @@
       <w:r>
         <w:rPr>
           <w:rFonts w:ascii="Times New Roman" w:hAnsi="Times New Roman" w:cs="Times New Roman"/>
+          <w:noProof/>
           <w:sz w:val="28"/>
           <w:szCs w:val="28"/>
           <w:lang w:val="en-US"/>
@@ -4846,7 +4718,7 @@
                     <pic:cNvPicPr/>
                   </pic:nvPicPr>
                   <pic:blipFill>
-                    <a:blip r:embed="rId36"/>
+                    <a:blip r:embed="rId37"/>
                     <a:stretch>
                       <a:fillRect/>
                     </a:stretch>
@@ -4907,6 +4779,7 @@
       <w:r>
         <w:rPr>
           <w:rFonts w:ascii="Times New Roman" w:hAnsi="Times New Roman" w:cs="Times New Roman"/>
+          <w:noProof/>
           <w:sz w:val="28"/>
           <w:szCs w:val="28"/>
           <w:lang w:val="en-US"/>
@@ -4927,7 +4800,7 @@
                     <pic:cNvPicPr/>
                   </pic:nvPicPr>
                   <pic:blipFill>
-                    <a:blip r:embed="rId37"/>
+                    <a:blip r:embed="rId38"/>
                     <a:stretch>
                       <a:fillRect/>
                     </a:stretch>
@@ -6576,6 +6449,7 @@
   <w:style w:type="character" w:default="1" w:styleId="a0">
     <w:name w:val="Default Paragraph Font"/>
     <w:uiPriority w:val="1"/>
+    <w:semiHidden/>
     <w:unhideWhenUsed/>
   </w:style>
   <w:style w:type="table" w:default="1" w:styleId="a1">
